--- a/pr-preview/pr-366/classification-handout-tracked-changes.docx
+++ b/pr-preview/pr-366/classification-handout-tracked-changes.docx
@@ -16,7 +16,7 @@
       </w:pPr>
       <w:del w:id="1" w:author="PR Preview" w:date="2026-01-01T00:00:00Z">
         <w:r>
-          <w:delText xml:space="preserve">Last modified: 2026-10-19 01:04:06 (PDT)</w:delText>
+          <w:delText xml:space="preserve">Last modified: 2026-10-19 09:39:54 (PDT)</w:delText>
         </w:r>
       </w:del>
     </w:p>
@@ -26,7 +26,7 @@
       </w:pPr>
       <w:ins w:id="2" w:author="PR Preview" w:date="2026-01-01T00:00:00Z">
         <w:r>
-          <w:t xml:space="preserve">Last modified: 2026-10-19 01:09:03 (PDT)</w:t>
+          <w:t xml:space="preserve">Last modified: 2026-10-19 09:45:06 (PDT)</w:t>
         </w:r>
       </w:ins>
     </w:p>
@@ -4110,7 +4110,7 @@
     </w:p>
     <w:bookmarkEnd w:id="44"/>
     <w:bookmarkEnd w:id="45"/>
-    <w:bookmarkStart w:id="65" w:name="X076ffac91629c23ab63ea48ae4a49dc44f38759"/>
+    <w:bookmarkStart w:id="66" w:name="X076ffac91629c23ab63ea48ae4a49dc44f38759"/>
     <w:p>
       <w:pPr>
         <w:pStyle w:val="Heading2"/>
@@ -4119,7 +4119,7 @@
         <w:t xml:space="preserve">4 PPV in terms of sensitivity, specificity, and prevalence</w:t>
       </w:r>
     </w:p>
-    <w:bookmarkStart w:id="46" w:name="exr-prob-positive"/>
+    <w:bookmarkStart w:id="47" w:name="exr-prob-positive"/>
     <w:p>
       <w:pPr>
         <w:pStyle w:val="FirstParagraph"/>
@@ -4135,8 +4135,19 @@
         <w:t xml:space="preserve"> </w:t>
       </w:r>
       <w:r>
-        <w:t xml:space="preserve">Write the probability</w:t>
-      </w:r>
+        <w:t xml:space="preserve">Derive an expression for the</w:t>
+      </w:r>
+      <w:r>
+        <w:t xml:space="preserve"> </w:t>
+      </w:r>
+      <w:hyperlink r:id="rId46">
+        <w:r>
+          <w:rPr>
+            <w:rStyle w:val="Hyperlink"/>
+          </w:rPr>
+          <w:t xml:space="preserve">probability</w:t>
+        </w:r>
+      </w:hyperlink>
       <w:r>
         <w:t xml:space="preserve"> </w:t>
       </w:r>
@@ -4260,8 +4271,8 @@
         <w:t xml:space="preserve">of the disease.</w:t>
       </w:r>
     </w:p>
-    <w:bookmarkEnd w:id="46"/>
-    <w:bookmarkStart w:id="48" w:name="sol-prob-positive"/>
+    <w:bookmarkEnd w:id="47"/>
+    <w:bookmarkStart w:id="49" w:name="sol-prob-positive"/>
     <w:p>
       <w:pPr>
         <w:pStyle w:val="FirstParagraph"/>
@@ -4343,7 +4354,7 @@
       <w:pPr>
         <w:pStyle w:val="BodyText"/>
       </w:pPr>
-      <w:bookmarkStart w:id="47" w:name="eq-prob-positive-exr"/>
+      <w:bookmarkStart w:id="48" w:name="eq-prob-positive-exr"/>
       <m:oMathPara>
         <m:oMathParaPr>
           <m:jc m:val="center"/>
@@ -5353,10 +5364,10 @@
           </m:r>
         </m:oMath>
       </m:oMathPara>
-      <w:bookmarkEnd w:id="47"/>
+      <w:bookmarkEnd w:id="48"/>
     </w:p>
-    <w:bookmarkEnd w:id="48"/>
-    <w:bookmarkStart w:id="50" w:name="thm-prob-positive"/>
+    <w:bookmarkEnd w:id="49"/>
+    <w:bookmarkStart w:id="51" w:name="thm-prob-positive"/>
     <w:p>
       <w:pPr>
         <w:pStyle w:val="FirstParagraph"/>
@@ -5524,7 +5535,7 @@
       <w:pPr>
         <w:pStyle w:val="BodyText"/>
       </w:pPr>
-      <w:bookmarkStart w:id="49" w:name="eq-prob-positive"/>
+      <w:bookmarkStart w:id="50" w:name="eq-prob-positive"/>
       <m:oMathPara>
         <m:oMathParaPr>
           <m:jc m:val="center"/>
@@ -5668,9 +5679,9 @@
           </m:r>
         </m:oMath>
       </m:oMathPara>
-      <w:bookmarkEnd w:id="49"/>
+      <w:bookmarkEnd w:id="50"/>
     </w:p>
-    <w:bookmarkEnd w:id="50"/>
+    <w:bookmarkEnd w:id="51"/>
     <w:p>
       <w:pPr>
         <w:pStyle w:val="FirstParagraph"/>
@@ -5717,7 +5728,7 @@
         <w:t xml:space="preserve">.</w:t>
       </w:r>
     </w:p>
-    <w:bookmarkStart w:id="51" w:name="exr-ppv-bayes"/>
+    <w:bookmarkStart w:id="52" w:name="exr-ppv-bayes"/>
     <w:p>
       <w:pPr>
         <w:pStyle w:val="BodyText"/>
@@ -5733,7 +5744,7 @@
         <w:t xml:space="preserve"> </w:t>
       </w:r>
       <w:r>
-        <w:t xml:space="preserve">Write the</w:t>
+        <w:t xml:space="preserve">Derive an expression for the</w:t>
       </w:r>
       <w:r>
         <w:t xml:space="preserve"> </w:t>
@@ -5840,8 +5851,8 @@
         <w:t xml:space="preserve">of the disease.</w:t>
       </w:r>
     </w:p>
-    <w:bookmarkEnd w:id="51"/>
-    <w:bookmarkStart w:id="53" w:name="sol-ppv-bayes"/>
+    <w:bookmarkEnd w:id="52"/>
+    <w:bookmarkStart w:id="54" w:name="sol-ppv-bayes"/>
     <w:p>
       <w:pPr>
         <w:pStyle w:val="FirstParagraph"/>
@@ -5957,7 +5968,7 @@
       <w:pPr>
         <w:pStyle w:val="BodyText"/>
       </w:pPr>
-      <w:bookmarkStart w:id="52" w:name="eq-ppv-bayes-exr"/>
+      <w:bookmarkStart w:id="53" w:name="eq-ppv-bayes-exr"/>
       <m:oMathPara>
         <m:oMathParaPr>
           <m:jc m:val="center"/>
@@ -6480,10 +6491,10 @@
           </m:r>
         </m:oMath>
       </m:oMathPara>
-      <w:bookmarkEnd w:id="52"/>
+      <w:bookmarkEnd w:id="53"/>
     </w:p>
-    <w:bookmarkEnd w:id="53"/>
-    <w:bookmarkStart w:id="55" w:name="thm-ppv-bayes"/>
+    <w:bookmarkEnd w:id="54"/>
+    <w:bookmarkStart w:id="56" w:name="thm-ppv-bayes"/>
     <w:p>
       <w:pPr>
         <w:pStyle w:val="FirstParagraph"/>
@@ -6744,7 +6755,7 @@
       <w:pPr>
         <w:pStyle w:val="BodyText"/>
       </w:pPr>
-      <w:bookmarkStart w:id="54" w:name="eq-ppv-bayes"/>
+      <w:bookmarkStart w:id="55" w:name="eq-ppv-bayes"/>
       <m:oMathPara>
         <m:oMathParaPr>
           <m:jc m:val="center"/>
@@ -6896,7 +6907,7 @@
           </m:r>
         </m:oMath>
       </m:oMathPara>
-      <w:bookmarkEnd w:id="54"/>
+      <w:bookmarkEnd w:id="55"/>
     </w:p>
     <w:p>
       <w:pPr>
@@ -6915,7 +6926,7 @@
         <w:t xml:space="preserve">.</w:t>
       </w:r>
     </w:p>
-    <w:bookmarkEnd w:id="55"/>
+    <w:bookmarkEnd w:id="56"/>
     <w:p>
       <w:pPr>
         <w:pStyle w:val="BodyText"/>
@@ -6982,7 +6993,7 @@
         <w:t xml:space="preserve">.</w:t>
       </w:r>
     </w:p>
-    <w:bookmarkStart w:id="56" w:name="exr-ppv-ratio-form"/>
+    <w:bookmarkStart w:id="57" w:name="exr-ppv-ratio-form"/>
     <w:p>
       <w:pPr>
         <w:pStyle w:val="BodyText"/>
@@ -7108,8 +7119,8 @@
         <w:t xml:space="preserve">of non-diseased to diseased people in the population.</w:t>
       </w:r>
     </w:p>
-    <w:bookmarkEnd w:id="56"/>
-    <w:bookmarkStart w:id="58" w:name="sol-ppv-ratio-form"/>
+    <w:bookmarkEnd w:id="57"/>
+    <w:bookmarkStart w:id="59" w:name="sol-ppv-ratio-form"/>
     <w:p>
       <w:pPr>
         <w:pStyle w:val="BodyText"/>
@@ -7380,7 +7391,7 @@
       <w:pPr>
         <w:pStyle w:val="BodyText"/>
       </w:pPr>
-      <w:bookmarkStart w:id="57" w:name="eq-ppv-ratio-form-exr"/>
+      <w:bookmarkStart w:id="58" w:name="eq-ppv-ratio-form-exr"/>
       <m:oMathPara>
         <m:oMathParaPr>
           <m:jc m:val="center"/>
@@ -7984,10 +7995,10 @@
           </m:r>
         </m:oMath>
       </m:oMathPara>
-      <w:bookmarkEnd w:id="57"/>
+      <w:bookmarkEnd w:id="58"/>
     </w:p>
-    <w:bookmarkEnd w:id="58"/>
-    <w:bookmarkStart w:id="60" w:name="thm-ppv-sens-spec-prev"/>
+    <w:bookmarkEnd w:id="59"/>
+    <w:bookmarkStart w:id="61" w:name="thm-ppv-sens-spec-prev"/>
     <w:p>
       <w:pPr>
         <w:pStyle w:val="FirstParagraph"/>
@@ -8060,7 +8071,7 @@
       <w:pPr>
         <w:pStyle w:val="BodyText"/>
       </w:pPr>
-      <w:bookmarkStart w:id="59" w:name="eq-ppv-sens-spec-prev"/>
+      <w:bookmarkStart w:id="60" w:name="eq-ppv-sens-spec-prev"/>
       <m:oMathPara>
         <m:oMathParaPr>
           <m:jc m:val="center"/>
@@ -8182,9 +8193,9 @@
           </m:r>
         </m:oMath>
       </m:oMathPara>
-      <w:bookmarkEnd w:id="59"/>
+      <w:bookmarkEnd w:id="60"/>
     </w:p>
-    <w:bookmarkEnd w:id="60"/>
+    <w:bookmarkEnd w:id="61"/>
     <w:p>
       <w:pPr>
         <w:pStyle w:val="FirstParagraph"/>
@@ -8268,7 +8279,7 @@
         <w:t xml:space="preserve">.</w:t>
       </w:r>
     </w:p>
-    <w:bookmarkStart w:id="63" w:name="exm-ppv-sens-spec-prev"/>
+    <w:bookmarkStart w:id="64" w:name="exm-ppv-sens-spec-prev"/>
     <w:p>
       <w:pPr>
         <w:pStyle w:val="BodyText"/>
@@ -8359,7 +8370,7 @@
       <w:pPr>
         <w:pStyle w:val="BodyText"/>
       </w:pPr>
-      <w:bookmarkStart w:id="61" w:name="eq-ppv-sens-spec-prev-exm"/>
+      <w:bookmarkStart w:id="62" w:name="eq-ppv-sens-spec-prev-exm"/>
       <m:oMathPara>
         <m:oMathParaPr>
           <m:jc m:val="center"/>
@@ -8852,7 +8863,7 @@
           </m:r>
         </m:oMath>
       </m:oMathPara>
-      <w:bookmarkEnd w:id="61"/>
+      <w:bookmarkEnd w:id="62"/>
     </w:p>
     <w:p>
       <w:pPr>
@@ -8935,7 +8946,7 @@
       <w:pPr>
         <w:pStyle w:val="BodyText"/>
       </w:pPr>
-      <w:bookmarkStart w:id="62" w:name="eq-ppv-sens-spec-prev-exm-2"/>
+      <w:bookmarkStart w:id="63" w:name="eq-ppv-sens-spec-prev-exm-2"/>
       <m:oMathPara>
         <m:oMathParaPr>
           <m:jc m:val="center"/>
@@ -9210,7 +9221,7 @@
           </m:r>
         </m:oMath>
       </m:oMathPara>
-      <w:bookmarkEnd w:id="62"/>
+      <w:bookmarkEnd w:id="63"/>
     </w:p>
     <w:p>
       <w:pPr>
@@ -9220,8 +9231,8 @@
         <w:t xml:space="preserve">so about 9 in 10 positive results would be false positives.</w:t>
       </w:r>
     </w:p>
-    <w:bookmarkEnd w:id="63"/>
-    <w:bookmarkStart w:id="64" w:name="rem-ppv-prevalence"/>
+    <w:bookmarkEnd w:id="64"/>
+    <w:bookmarkStart w:id="65" w:name="rem-ppv-prevalence"/>
     <w:p>
       <w:pPr>
         <w:pStyle w:val="BodyText"/>
@@ -9345,9 +9356,9 @@
         <w:t xml:space="preserve">shows.</w:t>
       </w:r>
     </w:p>
-    <w:bookmarkEnd w:id="64"/>
     <w:bookmarkEnd w:id="65"/>
-    <w:bookmarkStart w:id="69" w:name="agreement-between-two-classifiers"/>
+    <w:bookmarkEnd w:id="66"/>
+    <w:bookmarkStart w:id="70" w:name="agreement-between-two-classifiers"/>
     <w:p>
       <w:pPr>
         <w:pStyle w:val="Heading2"/>
@@ -9432,7 +9443,7 @@
         <w:t xml:space="preserve">.</w:t>
       </w:r>
     </w:p>
-    <w:bookmarkStart w:id="67" w:name="def-agreement-table"/>
+    <w:bookmarkStart w:id="68" w:name="def-agreement-table"/>
     <w:p>
       <w:pPr>
         <w:pStyle w:val="BodyText"/>
@@ -9875,7 +9886,7 @@
       <w:pPr>
         <w:pStyle w:val="BodyText"/>
       </w:pPr>
-      <w:bookmarkStart w:id="66" w:name="eq-agreement-table-n"/>
+      <w:bookmarkStart w:id="67" w:name="eq-agreement-table-n"/>
       <m:oMathPara>
         <m:oMathParaPr>
           <m:jc m:val="center"/>
@@ -9953,7 +9964,7 @@
           </m:r>
         </m:oMath>
       </m:oMathPara>
-      <w:bookmarkEnd w:id="66"/>
+      <w:bookmarkEnd w:id="67"/>
     </w:p>
     <w:p>
       <w:pPr>
@@ -9972,8 +9983,8 @@
         <w:t xml:space="preserve">.</w:t>
       </w:r>
     </w:p>
-    <w:bookmarkEnd w:id="67"/>
-    <w:bookmarkStart w:id="68" w:name="exm-agreement-table-covid"/>
+    <w:bookmarkEnd w:id="68"/>
+    <w:bookmarkStart w:id="69" w:name="exm-agreement-table-covid"/>
     <w:p>
       <w:pPr>
         <w:pStyle w:val="BodyText"/>
@@ -10894,9 +10905,9 @@
         <w:t xml:space="preserve">#&gt;  693   93    7 9207</w:t>
       </w:r>
     </w:p>
-    <w:bookmarkEnd w:id="68"/>
     <w:bookmarkEnd w:id="69"/>
-    <w:bookmarkStart w:id="89" w:name="agreement-proportions"/>
+    <w:bookmarkEnd w:id="70"/>
+    <w:bookmarkStart w:id="90" w:name="agreement-proportions"/>
     <w:p>
       <w:pPr>
         <w:pStyle w:val="Heading2"/>
@@ -10905,7 +10916,7 @@
         <w:t xml:space="preserve">6 Agreement proportions</w:t>
       </w:r>
     </w:p>
-    <w:bookmarkStart w:id="71" w:name="def-overall-agreement"/>
+    <w:bookmarkStart w:id="72" w:name="def-overall-agreement"/>
     <w:p>
       <w:pPr>
         <w:pStyle w:val="FirstParagraph"/>
@@ -10967,7 +10978,7 @@
       <w:pPr>
         <w:pStyle w:val="BodyText"/>
       </w:pPr>
-      <w:bookmarkStart w:id="70" w:name="eq-overall-agreement"/>
+      <w:bookmarkStart w:id="71" w:name="eq-overall-agreement"/>
       <m:oMathPara>
         <m:oMathParaPr>
           <m:jc m:val="center"/>
@@ -11048,10 +11059,10 @@
           </m:r>
         </m:oMath>
       </m:oMathPara>
-      <w:bookmarkEnd w:id="70"/>
+      <w:bookmarkEnd w:id="71"/>
     </w:p>
-    <w:bookmarkEnd w:id="71"/>
-    <w:bookmarkStart w:id="73" w:name="exm-overall-agreement"/>
+    <w:bookmarkEnd w:id="72"/>
+    <w:bookmarkStart w:id="74" w:name="exm-overall-agreement"/>
     <w:p>
       <w:pPr>
         <w:pStyle w:val="FirstParagraph"/>
@@ -11105,7 +11116,7 @@
       <w:pPr>
         <w:pStyle w:val="BodyText"/>
       </w:pPr>
-      <w:bookmarkStart w:id="72" w:name="eq-exm-overall-agreement"/>
+      <w:bookmarkStart w:id="73" w:name="eq-exm-overall-agreement"/>
       <m:oMathPara>
         <m:oMathParaPr>
           <m:jc m:val="center"/>
@@ -11314,10 +11325,10 @@
           </m:r>
         </m:oMath>
       </m:oMathPara>
-      <w:bookmarkEnd w:id="72"/>
+      <w:bookmarkEnd w:id="73"/>
     </w:p>
-    <w:bookmarkEnd w:id="73"/>
-    <w:bookmarkStart w:id="75" w:name="def-positive-agreement"/>
+    <w:bookmarkEnd w:id="74"/>
+    <w:bookmarkStart w:id="76" w:name="def-positive-agreement"/>
     <w:p>
       <w:pPr>
         <w:pStyle w:val="FirstParagraph"/>
@@ -11448,7 +11459,7 @@
       <w:pPr>
         <w:pStyle w:val="BodyText"/>
       </w:pPr>
-      <w:bookmarkStart w:id="74" w:name="eq-positive-agreement"/>
+      <w:bookmarkStart w:id="75" w:name="eq-positive-agreement"/>
       <m:oMathPara>
         <m:oMathParaPr>
           <m:jc m:val="center"/>
@@ -11548,7 +11559,7 @@
           </m:r>
         </m:oMath>
       </m:oMathPara>
-      <w:bookmarkEnd w:id="74"/>
+      <w:bookmarkEnd w:id="75"/>
     </w:p>
     <w:p>
       <w:pPr>
@@ -11567,8 +11578,8 @@
         <w:t xml:space="preserve">.</w:t>
       </w:r>
     </w:p>
-    <w:bookmarkEnd w:id="75"/>
-    <w:bookmarkStart w:id="77" w:name="exm-positive-agreement"/>
+    <w:bookmarkEnd w:id="76"/>
+    <w:bookmarkStart w:id="78" w:name="exm-positive-agreement"/>
     <w:p>
       <w:pPr>
         <w:pStyle w:val="BodyText"/>
@@ -11622,7 +11633,7 @@
       <w:pPr>
         <w:pStyle w:val="BodyText"/>
       </w:pPr>
-      <w:bookmarkStart w:id="76" w:name="eq-exm-positive-agreement"/>
+      <w:bookmarkStart w:id="77" w:name="eq-exm-positive-agreement"/>
       <m:oMathPara>
         <m:oMathParaPr>
           <m:jc m:val="center"/>
@@ -11923,7 +11934,7 @@
           </m:r>
         </m:oMath>
       </m:oMathPara>
-      <w:bookmarkEnd w:id="76"/>
+      <w:bookmarkEnd w:id="77"/>
     </w:p>
     <w:p>
       <w:pPr>
@@ -11956,8 +11967,8 @@
         <w:t xml:space="preserve">relative to the 693 true positives.</w:t>
       </w:r>
     </w:p>
-    <w:bookmarkEnd w:id="77"/>
-    <w:bookmarkStart w:id="79" w:name="def-negative-agreement"/>
+    <w:bookmarkEnd w:id="78"/>
+    <w:bookmarkStart w:id="80" w:name="def-negative-agreement"/>
     <w:p>
       <w:pPr>
         <w:pStyle w:val="BodyText"/>
@@ -12088,7 +12099,7 @@
       <w:pPr>
         <w:pStyle w:val="BodyText"/>
       </w:pPr>
-      <w:bookmarkStart w:id="78" w:name="eq-negative-agreement"/>
+      <w:bookmarkStart w:id="79" w:name="eq-negative-agreement"/>
       <m:oMathPara>
         <m:oMathParaPr>
           <m:jc m:val="center"/>
@@ -12188,7 +12199,7 @@
           </m:r>
         </m:oMath>
       </m:oMathPara>
-      <w:bookmarkEnd w:id="78"/>
+      <w:bookmarkEnd w:id="79"/>
     </w:p>
     <w:p>
       <w:pPr>
@@ -12207,8 +12218,8 @@
         <w:t xml:space="preserve">.</w:t>
       </w:r>
     </w:p>
-    <w:bookmarkEnd w:id="79"/>
-    <w:bookmarkStart w:id="81" w:name="exm-negative-agreement"/>
+    <w:bookmarkEnd w:id="80"/>
+    <w:bookmarkStart w:id="82" w:name="exm-negative-agreement"/>
     <w:p>
       <w:pPr>
         <w:pStyle w:val="BodyText"/>
@@ -12262,7 +12273,7 @@
       <w:pPr>
         <w:pStyle w:val="BodyText"/>
       </w:pPr>
-      <w:bookmarkStart w:id="80" w:name="eq-exm-negative-agreement"/>
+      <w:bookmarkStart w:id="81" w:name="eq-exm-negative-agreement"/>
       <m:oMathPara>
         <m:oMathParaPr>
           <m:jc m:val="center"/>
@@ -12581,7 +12592,7 @@
           </m:r>
         </m:oMath>
       </m:oMathPara>
-      <w:bookmarkEnd w:id="80"/>
+      <w:bookmarkEnd w:id="81"/>
     </w:p>
     <w:p>
       <w:pPr>
@@ -12614,8 +12625,8 @@
         <w:t xml:space="preserve">relative to the 9,207 shared negative calls.</w:t>
       </w:r>
     </w:p>
-    <w:bookmarkEnd w:id="81"/>
-    <w:bookmarkStart w:id="83" w:name="def-agent-only-rate"/>
+    <w:bookmarkEnd w:id="82"/>
+    <w:bookmarkStart w:id="84" w:name="def-agent-only-rate"/>
     <w:p>
       <w:pPr>
         <w:pStyle w:val="BodyText"/>
@@ -12677,7 +12688,7 @@
       <w:pPr>
         <w:pStyle w:val="BodyText"/>
       </w:pPr>
-      <w:bookmarkStart w:id="82" w:name="eq-agent-only-rate"/>
+      <w:bookmarkStart w:id="83" w:name="eq-agent-only-rate"/>
       <m:oMathPara>
         <m:oMathParaPr>
           <m:jc m:val="center"/>
@@ -12753,10 +12764,10 @@
           </m:r>
         </m:oMath>
       </m:oMathPara>
-      <w:bookmarkEnd w:id="82"/>
+      <w:bookmarkEnd w:id="83"/>
     </w:p>
-    <w:bookmarkEnd w:id="83"/>
-    <w:bookmarkStart w:id="85" w:name="exm-agent-only-rate"/>
+    <w:bookmarkEnd w:id="84"/>
+    <w:bookmarkStart w:id="86" w:name="exm-agent-only-rate"/>
     <w:p>
       <w:pPr>
         <w:pStyle w:val="FirstParagraph"/>
@@ -12810,7 +12821,7 @@
       <w:pPr>
         <w:pStyle w:val="BodyText"/>
       </w:pPr>
-      <w:bookmarkStart w:id="84" w:name="eq-exm-agent-only-rate"/>
+      <w:bookmarkStart w:id="85" w:name="eq-exm-agent-only-rate"/>
       <m:oMathPara>
         <m:oMathParaPr>
           <m:jc m:val="center"/>
@@ -12952,7 +12963,7 @@
           </m:r>
         </m:oMath>
       </m:oMathPara>
-      <w:bookmarkEnd w:id="84"/>
+      <w:bookmarkEnd w:id="85"/>
     </w:p>
     <w:p>
       <w:pPr>
@@ -12968,8 +12979,8 @@
         <w:t xml:space="preserve">are called positive by the test and negative by the reference.</w:t>
       </w:r>
     </w:p>
-    <w:bookmarkEnd w:id="85"/>
-    <w:bookmarkStart w:id="87" w:name="def-agreement-test-measures"/>
+    <w:bookmarkEnd w:id="86"/>
+    <w:bookmarkStart w:id="88" w:name="def-agreement-test-measures"/>
     <w:p>
       <w:pPr>
         <w:pStyle w:val="BodyText"/>
@@ -13133,7 +13144,7 @@
       <w:pPr>
         <w:pStyle w:val="BodyText"/>
       </w:pPr>
-      <w:bookmarkStart w:id="86" w:name="eq-agreement-test-measures"/>
+      <w:bookmarkStart w:id="87" w:name="eq-agreement-test-measures"/>
       <m:oMathPara>
         <m:oMathParaPr>
           <m:jc m:val="center"/>
@@ -13433,10 +13444,10 @@
           </m:r>
         </m:oMath>
       </m:oMathPara>
-      <w:bookmarkEnd w:id="86"/>
+      <w:bookmarkEnd w:id="87"/>
     </w:p>
-    <w:bookmarkEnd w:id="87"/>
-    <w:bookmarkStart w:id="88" w:name="exm-agreement-test-measures"/>
+    <w:bookmarkEnd w:id="88"/>
+    <w:bookmarkStart w:id="89" w:name="exm-agreement-test-measures"/>
     <w:p>
       <w:pPr>
         <w:pStyle w:val="FirstParagraph"/>
@@ -13857,9 +13868,9 @@
         <w:t xml:space="preserve">because the table’s counts are the expected counts for those values.</w:t>
       </w:r>
     </w:p>
-    <w:bookmarkEnd w:id="88"/>
     <w:bookmarkEnd w:id="89"/>
-    <w:bookmarkStart w:id="108" w:name="Xfdf20c93d4007a65a2a3ab2eb6d3410cd188162"/>
+    <w:bookmarkEnd w:id="90"/>
+    <w:bookmarkStart w:id="109" w:name="Xfdf20c93d4007a65a2a3ab2eb6d3410cd188162"/>
     <w:p>
       <w:pPr>
         <w:pStyle w:val="Heading2"/>
@@ -13868,7 +13879,7 @@
         <w:t xml:space="preserve">7 Positive and negative agreement as harmonic means</w:t>
       </w:r>
     </w:p>
-    <w:bookmarkStart w:id="91" w:name="def-harmonic-mean"/>
+    <w:bookmarkStart w:id="92" w:name="def-harmonic-mean"/>
     <w:p>
       <w:pPr>
         <w:pStyle w:val="FirstParagraph"/>
@@ -13935,7 +13946,7 @@
       <w:pPr>
         <w:pStyle w:val="BodyText"/>
       </w:pPr>
-      <w:bookmarkStart w:id="90" w:name="eq-harmonic-mean"/>
+      <w:bookmarkStart w:id="91" w:name="eq-harmonic-mean"/>
       <m:oMathPara>
         <m:oMathParaPr>
           <m:jc m:val="center"/>
@@ -14055,7 +14066,7 @@
           </m:r>
         </m:oMath>
       </m:oMathPara>
-      <w:bookmarkEnd w:id="90"/>
+      <w:bookmarkEnd w:id="91"/>
     </w:p>
     <w:p>
       <w:pPr>
@@ -14074,8 +14085,8 @@
         <w:t xml:space="preserve">.</w:t>
       </w:r>
     </w:p>
-    <w:bookmarkEnd w:id="91"/>
-    <w:bookmarkStart w:id="93" w:name="exm-harmonic-mean"/>
+    <w:bookmarkEnd w:id="92"/>
+    <w:bookmarkStart w:id="94" w:name="exm-harmonic-mean"/>
     <w:p>
       <w:pPr>
         <w:pStyle w:val="BodyText"/>
@@ -14112,7 +14123,7 @@
       <w:pPr>
         <w:pStyle w:val="BodyText"/>
       </w:pPr>
-      <w:bookmarkStart w:id="92" w:name="eq-exm-harmonic-mean"/>
+      <w:bookmarkStart w:id="93" w:name="eq-exm-harmonic-mean"/>
       <m:oMathPara>
         <m:oMathParaPr>
           <m:jc m:val="center"/>
@@ -14363,7 +14374,7 @@
           </m:r>
         </m:oMath>
       </m:oMathPara>
-      <w:bookmarkEnd w:id="92"/>
+      <w:bookmarkEnd w:id="93"/>
     </w:p>
     <w:p>
       <w:pPr>
@@ -14379,8 +14390,8 @@
         <w:t xml:space="preserve">the harmonic mean sits closer to the smaller number.</w:t>
       </w:r>
     </w:p>
-    <w:bookmarkEnd w:id="93"/>
-    <w:bookmarkStart w:id="94" w:name="exr-pos-agreement-harmonic"/>
+    <w:bookmarkEnd w:id="94"/>
+    <w:bookmarkStart w:id="95" w:name="exr-pos-agreement-harmonic"/>
     <w:p>
       <w:pPr>
         <w:pStyle w:val="BodyText"/>
@@ -14476,8 +14487,8 @@
         <w:t xml:space="preserve">in terms of the table’s cells.</w:t>
       </w:r>
     </w:p>
-    <w:bookmarkEnd w:id="94"/>
-    <w:bookmarkStart w:id="96" w:name="sol-pos-agreement-harmonic"/>
+    <w:bookmarkEnd w:id="95"/>
+    <w:bookmarkStart w:id="97" w:name="sol-pos-agreement-harmonic"/>
     <w:p>
       <w:pPr>
         <w:pStyle w:val="BodyText"/>
@@ -14578,7 +14589,7 @@
       <w:pPr>
         <w:pStyle w:val="BodyText"/>
       </w:pPr>
-      <w:bookmarkStart w:id="95" w:name="eq-exr-pos-agreement-harmonic"/>
+      <w:bookmarkStart w:id="96" w:name="eq-exr-pos-agreement-harmonic"/>
       <m:oMathPara>
         <m:oMathParaPr>
           <m:jc m:val="center"/>
@@ -15744,10 +15755,10 @@
           </m:r>
         </m:oMath>
       </m:oMathPara>
-      <w:bookmarkEnd w:id="95"/>
+      <w:bookmarkEnd w:id="96"/>
     </w:p>
-    <w:bookmarkEnd w:id="96"/>
-    <w:bookmarkStart w:id="98" w:name="thm-pos-agreement-harmonic"/>
+    <w:bookmarkEnd w:id="97"/>
+    <w:bookmarkStart w:id="99" w:name="thm-pos-agreement-harmonic"/>
     <w:p>
       <w:pPr>
         <w:pStyle w:val="FirstParagraph"/>
@@ -15847,7 +15858,7 @@
       <w:pPr>
         <w:pStyle w:val="BodyText"/>
       </w:pPr>
-      <w:bookmarkStart w:id="97" w:name="eq-pos-agreement-harmonic"/>
+      <w:bookmarkStart w:id="98" w:name="eq-pos-agreement-harmonic"/>
       <m:oMathPara>
         <m:oMathParaPr>
           <m:jc m:val="center"/>
@@ -15948,9 +15959,9 @@
           </m:r>
         </m:oMath>
       </m:oMathPara>
-      <w:bookmarkEnd w:id="97"/>
+      <w:bookmarkEnd w:id="98"/>
     </w:p>
-    <w:bookmarkEnd w:id="98"/>
+    <w:bookmarkEnd w:id="99"/>
     <w:p>
       <w:pPr>
         <w:pStyle w:val="FirstParagraph"/>
@@ -16092,7 +16103,7 @@
         <w:t xml:space="preserve">.</w:t>
       </w:r>
     </w:p>
-    <w:bookmarkStart w:id="100" w:name="exm-pos-agreement-harmonic"/>
+    <w:bookmarkStart w:id="101" w:name="exm-pos-agreement-harmonic"/>
     <w:p>
       <w:pPr>
         <w:pStyle w:val="BodyText"/>
@@ -16209,7 +16220,7 @@
       <w:pPr>
         <w:pStyle w:val="BodyText"/>
       </w:pPr>
-      <w:bookmarkStart w:id="99" w:name="eq-exm-pos-agreement-harmonic"/>
+      <w:bookmarkStart w:id="100" w:name="eq-exm-pos-agreement-harmonic"/>
       <m:oMathPara>
         <m:oMathParaPr>
           <m:jc m:val="center"/>
@@ -16697,7 +16708,7 @@
           </m:r>
         </m:oMath>
       </m:oMathPara>
-      <w:bookmarkEnd w:id="99"/>
+      <w:bookmarkEnd w:id="100"/>
     </w:p>
     <w:p>
       <w:pPr>
@@ -16753,8 +16764,8 @@
         <w:t xml:space="preserve">.</w:t>
       </w:r>
     </w:p>
-    <w:bookmarkEnd w:id="100"/>
-    <w:bookmarkStart w:id="101" w:name="exr-neg-agreement-harmonic"/>
+    <w:bookmarkEnd w:id="101"/>
+    <w:bookmarkStart w:id="102" w:name="exr-neg-agreement-harmonic"/>
     <w:p>
       <w:pPr>
         <w:pStyle w:val="BodyText"/>
@@ -16850,8 +16861,8 @@
         <w:t xml:space="preserve">in terms of the table’s cells.</w:t>
       </w:r>
     </w:p>
-    <w:bookmarkEnd w:id="101"/>
-    <w:bookmarkStart w:id="103" w:name="sol-neg-agreement-harmonic"/>
+    <w:bookmarkEnd w:id="102"/>
+    <w:bookmarkStart w:id="104" w:name="sol-neg-agreement-harmonic"/>
     <w:p>
       <w:pPr>
         <w:pStyle w:val="BodyText"/>
@@ -16952,7 +16963,7 @@
       <w:pPr>
         <w:pStyle w:val="BodyText"/>
       </w:pPr>
-      <w:bookmarkStart w:id="102" w:name="eq-exr-neg-agreement-harmonic"/>
+      <w:bookmarkStart w:id="103" w:name="eq-exr-neg-agreement-harmonic"/>
       <m:oMathPara>
         <m:oMathParaPr>
           <m:jc m:val="center"/>
@@ -18118,10 +18129,10 @@
           </m:r>
         </m:oMath>
       </m:oMathPara>
-      <w:bookmarkEnd w:id="102"/>
+      <w:bookmarkEnd w:id="103"/>
     </w:p>
-    <w:bookmarkEnd w:id="103"/>
-    <w:bookmarkStart w:id="105" w:name="thm-neg-agreement-harmonic"/>
+    <w:bookmarkEnd w:id="104"/>
+    <w:bookmarkStart w:id="106" w:name="thm-neg-agreement-harmonic"/>
     <w:p>
       <w:pPr>
         <w:pStyle w:val="FirstParagraph"/>
@@ -18221,7 +18232,7 @@
       <w:pPr>
         <w:pStyle w:val="BodyText"/>
       </w:pPr>
-      <w:bookmarkStart w:id="104" w:name="eq-neg-agreement-harmonic"/>
+      <w:bookmarkStart w:id="105" w:name="eq-neg-agreement-harmonic"/>
       <m:oMathPara>
         <m:oMathParaPr>
           <m:jc m:val="center"/>
@@ -18322,9 +18333,9 @@
           </m:r>
         </m:oMath>
       </m:oMathPara>
-      <w:bookmarkEnd w:id="104"/>
+      <w:bookmarkEnd w:id="105"/>
     </w:p>
-    <w:bookmarkEnd w:id="105"/>
+    <w:bookmarkEnd w:id="106"/>
     <w:p>
       <w:pPr>
         <w:pStyle w:val="FirstParagraph"/>
@@ -18466,7 +18477,7 @@
         <w:t xml:space="preserve">.</w:t>
       </w:r>
     </w:p>
-    <w:bookmarkStart w:id="107" w:name="exm-neg-agreement-harmonic"/>
+    <w:bookmarkStart w:id="108" w:name="exm-neg-agreement-harmonic"/>
     <w:p>
       <w:pPr>
         <w:pStyle w:val="BodyText"/>
@@ -18619,7 +18630,7 @@
       <w:pPr>
         <w:pStyle w:val="BodyText"/>
       </w:pPr>
-      <w:bookmarkStart w:id="106" w:name="eq-exm-neg-agreement-harmonic"/>
+      <w:bookmarkStart w:id="107" w:name="eq-exm-neg-agreement-harmonic"/>
       <m:oMathPara>
         <m:oMathParaPr>
           <m:jc m:val="center"/>
@@ -19233,7 +19244,7 @@
           </m:r>
         </m:oMath>
       </m:oMathPara>
-      <w:bookmarkEnd w:id="106"/>
+      <w:bookmarkEnd w:id="107"/>
     </w:p>
     <w:p>
       <w:pPr>
@@ -19257,9 +19268,9 @@
         <w:t xml:space="preserve">.</w:t>
       </w:r>
     </w:p>
-    <w:bookmarkEnd w:id="107"/>
     <w:bookmarkEnd w:id="108"/>
-    <w:bookmarkStart w:id="122" w:name="cohens-kappa"/>
+    <w:bookmarkEnd w:id="109"/>
+    <w:bookmarkStart w:id="123" w:name="cohens-kappa"/>
     <w:p>
       <w:pPr>
         <w:pStyle w:val="Heading2"/>
@@ -19268,7 +19279,7 @@
         <w:t xml:space="preserve">8 Cohen’s kappa</w:t>
       </w:r>
     </w:p>
-    <w:bookmarkStart w:id="110" w:name="def-chance-agreement"/>
+    <w:bookmarkStart w:id="111" w:name="def-chance-agreement"/>
     <w:p>
       <w:pPr>
         <w:pStyle w:val="FirstParagraph"/>
@@ -19336,7 +19347,7 @@
       <w:pPr>
         <w:pStyle w:val="BodyText"/>
       </w:pPr>
-      <w:bookmarkStart w:id="109" w:name="eq-chance-agreement"/>
+      <w:bookmarkStart w:id="110" w:name="eq-chance-agreement"/>
       <m:oMathPara>
         <m:oMathParaPr>
           <m:jc m:val="center"/>
@@ -19516,7 +19527,7 @@
           </m:r>
         </m:oMath>
       </m:oMathPara>
-      <w:bookmarkEnd w:id="109"/>
+      <w:bookmarkEnd w:id="110"/>
     </w:p>
     <w:p>
       <w:pPr>
@@ -19535,8 +19546,8 @@
         <w:t xml:space="preserve">.</w:t>
       </w:r>
     </w:p>
-    <w:bookmarkEnd w:id="110"/>
-    <w:bookmarkStart w:id="112" w:name="exm-chance-agreement"/>
+    <w:bookmarkEnd w:id="111"/>
+    <w:bookmarkStart w:id="113" w:name="exm-chance-agreement"/>
     <w:p>
       <w:pPr>
         <w:pStyle w:val="BodyText"/>
@@ -19590,7 +19601,7 @@
       <w:pPr>
         <w:pStyle w:val="BodyText"/>
       </w:pPr>
-      <w:bookmarkStart w:id="111" w:name="eq-exm-chance-agreement"/>
+      <w:bookmarkStart w:id="112" w:name="eq-exm-chance-agreement"/>
       <m:oMathPara>
         <m:oMathParaPr>
           <m:jc m:val="center"/>
@@ -20021,7 +20032,7 @@
           </m:r>
         </m:oMath>
       </m:oMathPara>
-      <w:bookmarkEnd w:id="111"/>
+      <w:bookmarkEnd w:id="112"/>
     </w:p>
     <w:p>
       <w:pPr>
@@ -20043,8 +20054,8 @@
         <w:t xml:space="preserve">would agree on about 86% of people by chance alone.</w:t>
       </w:r>
     </w:p>
-    <w:bookmarkEnd w:id="112"/>
-    <w:bookmarkStart w:id="117" w:name="def-cohen-kappa"/>
+    <w:bookmarkEnd w:id="113"/>
+    <w:bookmarkStart w:id="118" w:name="def-cohen-kappa"/>
     <w:p>
       <w:pPr>
         <w:pStyle w:val="BodyText"/>
@@ -20161,7 +20172,7 @@
       <w:pPr>
         <w:pStyle w:val="BodyText"/>
       </w:pPr>
-      <w:bookmarkStart w:id="113" w:name="eq-cohen-kappa"/>
+      <w:bookmarkStart w:id="114" w:name="eq-cohen-kappa"/>
       <m:oMathPara>
         <m:oMathParaPr>
           <m:jc m:val="center"/>
@@ -20269,7 +20280,7 @@
           </m:r>
         </m:oMath>
       </m:oMathPara>
-      <w:bookmarkEnd w:id="113"/>
+      <w:bookmarkEnd w:id="114"/>
     </w:p>
     <w:tbl>
       <w:tblPr>
@@ -20312,18 +20323,18 @@
                 <wp:inline>
                   <wp:extent cx="152400" cy="152400"/>
                   <wp:effectExtent b="0" l="0" r="0" t="0"/>
-                  <wp:docPr descr="" title="" id="115" name="Picture"/>
+                  <wp:docPr descr="" title="" id="116" name="Picture"/>
                   <a:graphic>
                     <a:graphicData uri="http://schemas.openxmlformats.org/drawingml/2006/picture">
                       <pic:pic>
                         <pic:nvPicPr>
-                          <pic:cNvPr descr="/opt/quarto/share/formats/docx/note.png" id="116" name="Picture"/>
+                          <pic:cNvPr descr="/opt/quarto/share/formats/docx/note.png" id="117" name="Picture"/>
                           <pic:cNvPicPr>
                             <a:picLocks noChangeArrowheads="1" noChangeAspect="1"/>
                           </pic:cNvPicPr>
                         </pic:nvPicPr>
                         <pic:blipFill>
-                          <a:blip r:embed="rId114"/>
+                          <a:blip r:embed="rId115"/>
                           <a:stretch>
                             <a:fillRect/>
                           </a:stretch>
@@ -20399,8 +20410,8 @@
         </w:tc>
       </w:tr>
     </w:tbl>
-    <w:bookmarkEnd w:id="117"/>
-    <w:bookmarkStart w:id="119" w:name="exm-cohen-kappa-covid"/>
+    <w:bookmarkEnd w:id="118"/>
+    <w:bookmarkStart w:id="120" w:name="exm-cohen-kappa-covid"/>
     <w:p>
       <w:pPr>
         <w:pStyle w:val="BodyText"/>
@@ -20546,7 +20557,7 @@
       <w:pPr>
         <w:pStyle w:val="BodyText"/>
       </w:pPr>
-      <w:bookmarkStart w:id="118" w:name="eq-exm-cohen-kappa"/>
+      <w:bookmarkStart w:id="119" w:name="eq-exm-cohen-kappa"/>
       <m:oMathPara>
         <m:oMathParaPr>
           <m:jc m:val="center"/>
@@ -20758,7 +20769,7 @@
           </m:r>
         </m:oMath>
       </m:oMathPara>
-      <w:bookmarkEnd w:id="118"/>
+      <w:bookmarkEnd w:id="119"/>
     </w:p>
     <w:p>
       <w:pPr>
@@ -21128,8 +21139,8 @@
         <w:t xml:space="preserve">#&gt; [1] 0.927323</w:t>
       </w:r>
     </w:p>
-    <w:bookmarkEnd w:id="119"/>
-    <w:bookmarkStart w:id="120" w:name="exm-kappa-paradox"/>
+    <w:bookmarkEnd w:id="120"/>
+    <w:bookmarkStart w:id="121" w:name="exm-kappa-paradox"/>
     <w:p>
       <w:pPr>
         <w:pStyle w:val="FirstParagraph"/>
@@ -22205,8 +22216,8 @@
         <w:t xml:space="preserve">(the first paradox).</w:t>
       </w:r>
     </w:p>
-    <w:bookmarkEnd w:id="120"/>
-    <w:bookmarkStart w:id="121" w:name="rem-kappa-prevalence"/>
+    <w:bookmarkEnd w:id="121"/>
+    <w:bookmarkStart w:id="122" w:name="rem-kappa-prevalence"/>
     <w:p>
       <w:pPr>
         <w:pStyle w:val="BodyText"/>
@@ -22339,9 +22350,9 @@
         <w:t xml:space="preserve">.</w:t>
       </w:r>
     </w:p>
-    <w:bookmarkEnd w:id="121"/>
     <w:bookmarkEnd w:id="122"/>
-    <w:bookmarkStart w:id="146" w:name="references"/>
+    <w:bookmarkEnd w:id="123"/>
+    <w:bookmarkStart w:id="147" w:name="references"/>
     <w:p>
       <w:pPr>
         <w:pStyle w:val="Heading2"/>
@@ -22350,8 +22361,8 @@
         <w:t xml:space="preserve">References</w:t>
       </w:r>
     </w:p>
-    <w:bookmarkStart w:id="145" w:name="refs"/>
-    <w:bookmarkStart w:id="124" w:name="ref-wikipedia_bayes_theorem"/>
+    <w:bookmarkStart w:id="146" w:name="refs"/>
+    <w:bookmarkStart w:id="125" w:name="ref-wikipedia_bayes_theorem"/>
     <w:p>
       <w:pPr>
         <w:pStyle w:val="Bibliography"/>
@@ -22398,7 +22409,7 @@
       <w:r>
         <w:t xml:space="preserve"> </w:t>
       </w:r>
-      <w:hyperlink r:id="rId123">
+      <w:hyperlink r:id="rId124">
         <w:r>
           <w:rPr>
             <w:rStyle w:val="Hyperlink"/>
@@ -22407,8 +22418,8 @@
         </w:r>
       </w:hyperlink>
     </w:p>
-    <w:bookmarkEnd w:id="124"/>
-    <w:bookmarkStart w:id="126" w:name="ref-wikipedia_statistical_classification"/>
+    <w:bookmarkEnd w:id="125"/>
+    <w:bookmarkStart w:id="127" w:name="ref-wikipedia_statistical_classification"/>
     <w:p>
       <w:pPr>
         <w:pStyle w:val="Bibliography"/>
@@ -22455,7 +22466,7 @@
       <w:r>
         <w:t xml:space="preserve"> </w:t>
       </w:r>
-      <w:hyperlink r:id="rId125">
+      <w:hyperlink r:id="rId126">
         <w:r>
           <w:rPr>
             <w:rStyle w:val="Hyperlink"/>
@@ -22464,8 +22475,8 @@
         </w:r>
       </w:hyperlink>
     </w:p>
-    <w:bookmarkEnd w:id="126"/>
-    <w:bookmarkStart w:id="128" w:name="Xbceaa659ebcdaa6beedc7b326ccf5dd7dd38991"/>
+    <w:bookmarkEnd w:id="127"/>
+    <w:bookmarkStart w:id="129" w:name="Xbceaa659ebcdaa6beedc7b326ccf5dd7dd38991"/>
     <w:p>
       <w:pPr>
         <w:pStyle w:val="Bibliography"/>
@@ -22512,7 +22523,7 @@
       <w:r>
         <w:t xml:space="preserve"> </w:t>
       </w:r>
-      <w:hyperlink r:id="rId127">
+      <w:hyperlink r:id="rId128">
         <w:r>
           <w:rPr>
             <w:rStyle w:val="Hyperlink"/>
@@ -22521,8 +22532,8 @@
         </w:r>
       </w:hyperlink>
     </w:p>
-    <w:bookmarkEnd w:id="128"/>
-    <w:bookmarkStart w:id="130" w:name="ref-wikipedia_prevalence"/>
+    <w:bookmarkEnd w:id="129"/>
+    <w:bookmarkStart w:id="131" w:name="ref-wikipedia_prevalence"/>
     <w:p>
       <w:pPr>
         <w:pStyle w:val="Bibliography"/>
@@ -22569,7 +22580,7 @@
       <w:r>
         <w:t xml:space="preserve"> </w:t>
       </w:r>
-      <w:hyperlink r:id="rId129">
+      <w:hyperlink r:id="rId130">
         <w:r>
           <w:rPr>
             <w:rStyle w:val="Hyperlink"/>
@@ -22578,8 +22589,8 @@
         </w:r>
       </w:hyperlink>
     </w:p>
-    <w:bookmarkEnd w:id="130"/>
-    <w:bookmarkStart w:id="132" w:name="X75cf9b9a05792cf5ef16b86615766f184108c69"/>
+    <w:bookmarkEnd w:id="131"/>
+    <w:bookmarkStart w:id="133" w:name="X75cf9b9a05792cf5ef16b86615766f184108c69"/>
     <w:p>
       <w:pPr>
         <w:pStyle w:val="Bibliography"/>
@@ -22626,7 +22637,7 @@
       <w:r>
         <w:t xml:space="preserve"> </w:t>
       </w:r>
-      <w:hyperlink r:id="rId131">
+      <w:hyperlink r:id="rId132">
         <w:r>
           <w:rPr>
             <w:rStyle w:val="Hyperlink"/>
@@ -22635,8 +22646,8 @@
         </w:r>
       </w:hyperlink>
     </w:p>
-    <w:bookmarkEnd w:id="132"/>
-    <w:bookmarkStart w:id="134" w:name="ref-wikipedia_confusion_matrix"/>
+    <w:bookmarkEnd w:id="133"/>
+    <w:bookmarkStart w:id="135" w:name="ref-wikipedia_confusion_matrix"/>
     <w:p>
       <w:pPr>
         <w:pStyle w:val="Bibliography"/>
@@ -22683,7 +22694,7 @@
       <w:r>
         <w:t xml:space="preserve"> </w:t>
       </w:r>
-      <w:hyperlink r:id="rId133">
+      <w:hyperlink r:id="rId134">
         <w:r>
           <w:rPr>
             <w:rStyle w:val="Hyperlink"/>
@@ -22692,8 +22703,8 @@
         </w:r>
       </w:hyperlink>
     </w:p>
-    <w:bookmarkEnd w:id="134"/>
-    <w:bookmarkStart w:id="136" w:name="ref-cicchetti1990high"/>
+    <w:bookmarkEnd w:id="135"/>
+    <w:bookmarkStart w:id="137" w:name="ref-cicchetti1990high"/>
     <w:p>
       <w:pPr>
         <w:pStyle w:val="Bibliography"/>
@@ -22753,7 +22764,7 @@
       <w:r>
         <w:t xml:space="preserve"> </w:t>
       </w:r>
-      <w:hyperlink r:id="rId135">
+      <w:hyperlink r:id="rId136">
         <w:r>
           <w:rPr>
             <w:rStyle w:val="Hyperlink"/>
@@ -22765,8 +22776,8 @@
         <w:t xml:space="preserve">.</w:t>
       </w:r>
     </w:p>
-    <w:bookmarkEnd w:id="136"/>
-    <w:bookmarkStart w:id="138" w:name="ref-wikipedia_harmonic_mean"/>
+    <w:bookmarkEnd w:id="137"/>
+    <w:bookmarkStart w:id="139" w:name="ref-wikipedia_harmonic_mean"/>
     <w:p>
       <w:pPr>
         <w:pStyle w:val="Bibliography"/>
@@ -22813,7 +22824,7 @@
       <w:r>
         <w:t xml:space="preserve"> </w:t>
       </w:r>
-      <w:hyperlink r:id="rId137">
+      <w:hyperlink r:id="rId138">
         <w:r>
           <w:rPr>
             <w:rStyle w:val="Hyperlink"/>
@@ -22822,8 +22833,8 @@
         </w:r>
       </w:hyperlink>
     </w:p>
-    <w:bookmarkEnd w:id="138"/>
-    <w:bookmarkStart w:id="140" w:name="ref-cohen1960coefficient"/>
+    <w:bookmarkEnd w:id="139"/>
+    <w:bookmarkStart w:id="141" w:name="ref-cohen1960coefficient"/>
     <w:p>
       <w:pPr>
         <w:pStyle w:val="Bibliography"/>
@@ -22862,7 +22873,7 @@
       <w:r>
         <w:t xml:space="preserve"> </w:t>
       </w:r>
-      <w:hyperlink r:id="rId139">
+      <w:hyperlink r:id="rId140">
         <w:r>
           <w:rPr>
             <w:rStyle w:val="Hyperlink"/>
@@ -22874,8 +22885,8 @@
         <w:t xml:space="preserve">.</w:t>
       </w:r>
     </w:p>
-    <w:bookmarkEnd w:id="140"/>
-    <w:bookmarkStart w:id="142" w:name="ref-wikipedia_cohens_kappa"/>
+    <w:bookmarkEnd w:id="141"/>
+    <w:bookmarkStart w:id="143" w:name="ref-wikipedia_cohens_kappa"/>
     <w:p>
       <w:pPr>
         <w:pStyle w:val="Bibliography"/>
@@ -22922,7 +22933,7 @@
       <w:r>
         <w:t xml:space="preserve"> </w:t>
       </w:r>
-      <w:hyperlink r:id="rId141">
+      <w:hyperlink r:id="rId142">
         <w:r>
           <w:rPr>
             <w:rStyle w:val="Hyperlink"/>
@@ -22931,8 +22942,8 @@
         </w:r>
       </w:hyperlink>
     </w:p>
-    <w:bookmarkEnd w:id="142"/>
-    <w:bookmarkStart w:id="144" w:name="ref-feinstein1990high"/>
+    <w:bookmarkEnd w:id="143"/>
+    <w:bookmarkStart w:id="145" w:name="ref-feinstein1990high"/>
     <w:p>
       <w:pPr>
         <w:pStyle w:val="Bibliography"/>
@@ -22992,7 +23003,7 @@
       <w:r>
         <w:t xml:space="preserve"> </w:t>
       </w:r>
-      <w:hyperlink r:id="rId143">
+      <w:hyperlink r:id="rId144">
         <w:r>
           <w:rPr>
             <w:rStyle w:val="Hyperlink"/>
@@ -23004,9 +23015,9 @@
         <w:t xml:space="preserve">.</w:t>
       </w:r>
     </w:p>
-    <w:bookmarkEnd w:id="144"/>
     <w:bookmarkEnd w:id="145"/>
     <w:bookmarkEnd w:id="146"/>
+    <w:bookmarkEnd w:id="147"/>
     <w:sectPr>
       <w:footnotePr>
         <w:numRestart w:val="eachSect"/>
